--- a/docs/questions/qs-definiteintegration.docx
+++ b/docs/questions/qs-definiteintegration.docx
@@ -46,7 +46,7 @@
         <w:t xml:space="preserve">Before attempting these questions, it is highly recommended that you read [Guide: Definite integration].</w:t>
       </w:r>
     </w:p>
-    <w:bookmarkStart w:id="20" w:name="q1"/>
+    <w:bookmarkStart w:id="9" w:name="q1"/>
     <w:p>
       <w:pPr>
         <w:pStyle w:val="Heading2"/>
@@ -701,8 +701,8 @@
         </m:r>
       </m:oMath>
     </w:p>
-    <w:bookmarkEnd w:id="20"/>
-    <w:bookmarkStart w:id="21" w:name="q2"/>
+    <w:bookmarkEnd w:id="9"/>
+    <w:bookmarkStart w:id="10" w:name="q2"/>
     <w:p>
       <w:pPr>
         <w:pStyle w:val="Heading2"/>
@@ -866,50 +866,52 @@
             </m:r>
           </m:sup>
           <m:e>
-            <m:d>
-              <m:dPr>
-                <m:begChr m:val="("/>
-                <m:sepChr m:val=""/>
-                <m:endChr m:val=")"/>
-                <m:grow/>
-              </m:dPr>
-              <m:e>
-                <m:r>
-                  <m:t>2</m:t>
-                </m:r>
-                <m:rad>
-                  <m:radPr>
-                    <m:degHide m:val="on"/>
-                  </m:radPr>
-                  <m:deg/>
-                  <m:e>
-                    <m:r>
-                      <m:t>x</m:t>
-                    </m:r>
-                  </m:e>
-                </m:rad>
-                <m:r>
-                  <m:rPr>
-                    <m:sty m:val="p"/>
-                  </m:rPr>
-                  <m:t>+</m:t>
-                </m:r>
-                <m:sSup>
-                  <m:e>
-                    <m:r>
-                      <m:t>x</m:t>
-                    </m:r>
-                  </m:e>
-                  <m:sup>
-                    <m:r>
-                      <m:t>2</m:t>
-                    </m:r>
-                  </m:sup>
-                </m:sSup>
-              </m:e>
-            </m:d>
+            <m:r>
+              <m:rPr>
+                <m:sty m:val="p"/>
+              </m:rPr>
+              <m:t>(</m:t>
+            </m:r>
           </m:e>
         </m:nary>
+        <m:r>
+          <m:t>2</m:t>
+        </m:r>
+        <m:rad>
+          <m:radPr>
+            <m:degHide m:val="on"/>
+          </m:radPr>
+          <m:deg/>
+          <m:e>
+            <m:r>
+              <m:t>x</m:t>
+            </m:r>
+          </m:e>
+        </m:rad>
+        <m:r>
+          <m:rPr>
+            <m:sty m:val="p"/>
+          </m:rPr>
+          <m:t>+</m:t>
+        </m:r>
+        <m:sSup>
+          <m:e>
+            <m:r>
+              <m:t>x</m:t>
+            </m:r>
+          </m:e>
+          <m:sup>
+            <m:r>
+              <m:t>2</m:t>
+            </m:r>
+          </m:sup>
+        </m:sSup>
+        <m:r>
+          <m:rPr>
+            <m:sty m:val="p"/>
+          </m:rPr>
+          <m:t>)</m:t>
+        </m:r>
         <m:r>
           <m:t> </m:t>
         </m:r>
@@ -956,72 +958,74 @@
             </m:r>
           </m:sup>
           <m:e>
-            <m:d>
-              <m:dPr>
-                <m:begChr m:val="("/>
-                <m:sepChr m:val=""/>
-                <m:endChr m:val=")"/>
-                <m:grow/>
-              </m:dPr>
-              <m:e>
-                <m:sSup>
-                  <m:e>
-                    <m:r>
-                      <m:t>x</m:t>
-                    </m:r>
-                  </m:e>
-                  <m:sup>
-                    <m:r>
-                      <m:t>3</m:t>
-                    </m:r>
-                    <m:r>
-                      <m:rPr>
-                        <m:sty m:val="p"/>
-                      </m:rPr>
-                      <m:t>/</m:t>
-                    </m:r>
-                    <m:r>
-                      <m:t>2</m:t>
-                    </m:r>
-                  </m:sup>
-                </m:sSup>
-                <m:r>
-                  <m:rPr>
-                    <m:sty m:val="p"/>
-                  </m:rPr>
-                  <m:t>−</m:t>
-                </m:r>
-                <m:sSup>
-                  <m:e>
-                    <m:r>
-                      <m:t>x</m:t>
-                    </m:r>
-                  </m:e>
-                  <m:sup>
-                    <m:r>
-                      <m:rPr>
-                        <m:sty m:val="p"/>
-                      </m:rPr>
-                      <m:t>−</m:t>
-                    </m:r>
-                    <m:r>
-                      <m:t>1</m:t>
-                    </m:r>
-                    <m:r>
-                      <m:rPr>
-                        <m:sty m:val="p"/>
-                      </m:rPr>
-                      <m:t>/</m:t>
-                    </m:r>
-                    <m:r>
-                      <m:t>2</m:t>
-                    </m:r>
-                  </m:sup>
-                </m:sSup>
-              </m:e>
-            </m:d>
+            <m:r>
+              <m:rPr>
+                <m:sty m:val="p"/>
+              </m:rPr>
+              <m:t>(</m:t>
+            </m:r>
           </m:e>
         </m:nary>
+        <m:sSup>
+          <m:e>
+            <m:r>
+              <m:t>x</m:t>
+            </m:r>
+          </m:e>
+          <m:sup>
+            <m:r>
+              <m:t>3</m:t>
+            </m:r>
+            <m:r>
+              <m:rPr>
+                <m:sty m:val="p"/>
+              </m:rPr>
+              <m:t>/</m:t>
+            </m:r>
+            <m:r>
+              <m:t>2</m:t>
+            </m:r>
+          </m:sup>
+        </m:sSup>
+        <m:r>
+          <m:rPr>
+            <m:sty m:val="p"/>
+          </m:rPr>
+          <m:t>−</m:t>
+        </m:r>
+        <m:sSup>
+          <m:e>
+            <m:r>
+              <m:t>x</m:t>
+            </m:r>
+          </m:e>
+          <m:sup>
+            <m:r>
+              <m:rPr>
+                <m:sty m:val="p"/>
+              </m:rPr>
+              <m:t>−</m:t>
+            </m:r>
+            <m:r>
+              <m:t>1</m:t>
+            </m:r>
+            <m:r>
+              <m:rPr>
+                <m:sty m:val="p"/>
+              </m:rPr>
+              <m:t>/</m:t>
+            </m:r>
+            <m:r>
+              <m:t>2</m:t>
+            </m:r>
+          </m:sup>
+        </m:sSup>
+        <m:r>
+          <m:rPr>
+            <m:sty m:val="p"/>
+          </m:rPr>
+          <m:t>)</m:t>
+        </m:r>
         <m:r>
           <m:t> </m:t>
         </m:r>
@@ -1068,54 +1072,56 @@
             </m:r>
           </m:sup>
           <m:e>
-            <m:d>
-              <m:dPr>
-                <m:begChr m:val="("/>
-                <m:sepChr m:val=""/>
-                <m:endChr m:val=")"/>
-                <m:grow/>
-              </m:dPr>
-              <m:e>
-                <m:r>
-                  <m:t>2</m:t>
-                </m:r>
-                <m:sSup>
-                  <m:e>
-                    <m:r>
-                      <m:t>x</m:t>
-                    </m:r>
-                  </m:e>
-                  <m:sup>
-                    <m:r>
-                      <m:t>3</m:t>
-                    </m:r>
-                  </m:sup>
-                </m:sSup>
-                <m:r>
-                  <m:rPr>
-                    <m:sty m:val="p"/>
-                  </m:rPr>
-                  <m:t>−</m:t>
-                </m:r>
-                <m:r>
-                  <m:t>7</m:t>
-                </m:r>
-                <m:r>
-                  <m:t>x</m:t>
-                </m:r>
-                <m:r>
-                  <m:rPr>
-                    <m:sty m:val="p"/>
-                  </m:rPr>
-                  <m:t>+</m:t>
-                </m:r>
-                <m:r>
-                  <m:t>5</m:t>
-                </m:r>
-              </m:e>
-            </m:d>
+            <m:r>
+              <m:rPr>
+                <m:sty m:val="p"/>
+              </m:rPr>
+              <m:t>(</m:t>
+            </m:r>
           </m:e>
         </m:nary>
+        <m:r>
+          <m:t>2</m:t>
+        </m:r>
+        <m:sSup>
+          <m:e>
+            <m:r>
+              <m:t>x</m:t>
+            </m:r>
+          </m:e>
+          <m:sup>
+            <m:r>
+              <m:t>3</m:t>
+            </m:r>
+          </m:sup>
+        </m:sSup>
+        <m:r>
+          <m:rPr>
+            <m:sty m:val="p"/>
+          </m:rPr>
+          <m:t>−</m:t>
+        </m:r>
+        <m:r>
+          <m:t>7</m:t>
+        </m:r>
+        <m:r>
+          <m:t>x</m:t>
+        </m:r>
+        <m:r>
+          <m:rPr>
+            <m:sty m:val="p"/>
+          </m:rPr>
+          <m:t>+</m:t>
+        </m:r>
+        <m:r>
+          <m:t>5</m:t>
+        </m:r>
+        <m:r>
+          <m:rPr>
+            <m:sty m:val="p"/>
+          </m:rPr>
+          <m:t>)</m:t>
+        </m:r>
         <m:r>
           <m:t> </m:t>
         </m:r>
@@ -1162,69 +1168,71 @@
             </m:r>
           </m:sup>
           <m:e>
-            <m:d>
-              <m:dPr>
-                <m:begChr m:val="("/>
-                <m:sepChr m:val=""/>
-                <m:endChr m:val=")"/>
-                <m:grow/>
-              </m:dPr>
-              <m:e>
-                <m:r>
-                  <m:t>6</m:t>
-                </m:r>
-                <m:sSup>
-                  <m:e>
-                    <m:r>
-                      <m:t>x</m:t>
-                    </m:r>
-                  </m:e>
-                  <m:sup>
-                    <m:r>
-                      <m:rPr>
-                        <m:sty m:val="p"/>
-                      </m:rPr>
-                      <m:t>−</m:t>
-                    </m:r>
-                    <m:r>
-                      <m:t>2</m:t>
-                    </m:r>
-                  </m:sup>
-                </m:sSup>
-                <m:r>
-                  <m:rPr>
-                    <m:sty m:val="p"/>
-                  </m:rPr>
-                  <m:t>−</m:t>
-                </m:r>
-                <m:r>
-                  <m:t>2</m:t>
-                </m:r>
-                <m:sSup>
-                  <m:e>
-                    <m:r>
-                      <m:t>x</m:t>
-                    </m:r>
-                  </m:e>
-                  <m:sup>
-                    <m:r>
-                      <m:t>1</m:t>
-                    </m:r>
-                    <m:r>
-                      <m:rPr>
-                        <m:sty m:val="p"/>
-                      </m:rPr>
-                      <m:t>/</m:t>
-                    </m:r>
-                    <m:r>
-                      <m:t>2</m:t>
-                    </m:r>
-                  </m:sup>
-                </m:sSup>
-              </m:e>
-            </m:d>
+            <m:r>
+              <m:rPr>
+                <m:sty m:val="p"/>
+              </m:rPr>
+              <m:t>(</m:t>
+            </m:r>
           </m:e>
         </m:nary>
+        <m:r>
+          <m:t>6</m:t>
+        </m:r>
+        <m:sSup>
+          <m:e>
+            <m:r>
+              <m:t>x</m:t>
+            </m:r>
+          </m:e>
+          <m:sup>
+            <m:r>
+              <m:rPr>
+                <m:sty m:val="p"/>
+              </m:rPr>
+              <m:t>−</m:t>
+            </m:r>
+            <m:r>
+              <m:t>2</m:t>
+            </m:r>
+          </m:sup>
+        </m:sSup>
+        <m:r>
+          <m:rPr>
+            <m:sty m:val="p"/>
+          </m:rPr>
+          <m:t>−</m:t>
+        </m:r>
+        <m:r>
+          <m:t>2</m:t>
+        </m:r>
+        <m:sSup>
+          <m:e>
+            <m:r>
+              <m:t>x</m:t>
+            </m:r>
+          </m:e>
+          <m:sup>
+            <m:r>
+              <m:t>1</m:t>
+            </m:r>
+            <m:r>
+              <m:rPr>
+                <m:sty m:val="p"/>
+              </m:rPr>
+              <m:t>/</m:t>
+            </m:r>
+            <m:r>
+              <m:t>2</m:t>
+            </m:r>
+          </m:sup>
+        </m:sSup>
+        <m:r>
+          <m:rPr>
+            <m:sty m:val="p"/>
+          </m:rPr>
+          <m:t>)</m:t>
+        </m:r>
         <m:r>
           <m:t> </m:t>
         </m:r>
@@ -1271,42 +1279,44 @@
             </m:r>
           </m:sup>
           <m:e>
-            <m:sSup>
-              <m:e>
-                <m:d>
-                  <m:dPr>
-                    <m:begChr m:val="("/>
-                    <m:sepChr m:val=""/>
-                    <m:endChr m:val=")"/>
-                    <m:grow/>
-                  </m:dPr>
-                  <m:e>
-                    <m:r>
-                      <m:t>2</m:t>
-                    </m:r>
-                    <m:r>
-                      <m:t>x</m:t>
-                    </m:r>
-                    <m:r>
-                      <m:rPr>
-                        <m:sty m:val="p"/>
-                      </m:rPr>
-                      <m:t>+</m:t>
-                    </m:r>
-                    <m:r>
-                      <m:t>1</m:t>
-                    </m:r>
-                  </m:e>
-                </m:d>
-              </m:e>
-              <m:sup>
-                <m:r>
-                  <m:t>3</m:t>
-                </m:r>
-              </m:sup>
-            </m:sSup>
+            <m:r>
+              <m:rPr>
+                <m:sty m:val="p"/>
+              </m:rPr>
+              <m:t>(</m:t>
+            </m:r>
           </m:e>
         </m:nary>
+        <m:r>
+          <m:t>2</m:t>
+        </m:r>
+        <m:r>
+          <m:t>x</m:t>
+        </m:r>
+        <m:r>
+          <m:rPr>
+            <m:sty m:val="p"/>
+          </m:rPr>
+          <m:t>+</m:t>
+        </m:r>
+        <m:r>
+          <m:t>1</m:t>
+        </m:r>
+        <m:sSup>
+          <m:e>
+            <m:r>
+              <m:rPr>
+                <m:sty m:val="p"/>
+              </m:rPr>
+              <m:t>)</m:t>
+            </m:r>
+          </m:e>
+          <m:sup>
+            <m:r>
+              <m:t>3</m:t>
+            </m:r>
+          </m:sup>
+        </m:sSup>
         <m:r>
           <m:t> </m:t>
         </m:r>
@@ -1359,42 +1369,44 @@
             </m:r>
           </m:sup>
           <m:e>
-            <m:sSup>
-              <m:e>
-                <m:d>
-                  <m:dPr>
-                    <m:begChr m:val="("/>
-                    <m:sepChr m:val=""/>
-                    <m:endChr m:val=")"/>
-                    <m:grow/>
-                  </m:dPr>
-                  <m:e>
-                    <m:r>
-                      <m:t>4</m:t>
-                    </m:r>
-                    <m:r>
-                      <m:rPr>
-                        <m:sty m:val="p"/>
-                      </m:rPr>
-                      <m:t>−</m:t>
-                    </m:r>
-                    <m:r>
-                      <m:t>3</m:t>
-                    </m:r>
-                    <m:r>
-                      <m:t>x</m:t>
-                    </m:r>
-                  </m:e>
-                </m:d>
-              </m:e>
-              <m:sup>
-                <m:r>
-                  <m:t>2</m:t>
-                </m:r>
-              </m:sup>
-            </m:sSup>
+            <m:r>
+              <m:rPr>
+                <m:sty m:val="p"/>
+              </m:rPr>
+              <m:t>(</m:t>
+            </m:r>
           </m:e>
         </m:nary>
+        <m:r>
+          <m:t>4</m:t>
+        </m:r>
+        <m:r>
+          <m:rPr>
+            <m:sty m:val="p"/>
+          </m:rPr>
+          <m:t>−</m:t>
+        </m:r>
+        <m:r>
+          <m:t>3</m:t>
+        </m:r>
+        <m:r>
+          <m:t>x</m:t>
+        </m:r>
+        <m:sSup>
+          <m:e>
+            <m:r>
+              <m:rPr>
+                <m:sty m:val="p"/>
+              </m:rPr>
+              <m:t>)</m:t>
+            </m:r>
+          </m:e>
+          <m:sup>
+            <m:r>
+              <m:t>2</m:t>
+            </m:r>
+          </m:sup>
+        </m:sSup>
         <m:r>
           <m:t> </m:t>
         </m:r>
@@ -1441,39 +1453,41 @@
             </m:r>
           </m:sup>
           <m:e>
-            <m:sSup>
-              <m:e>
-                <m:d>
-                  <m:dPr>
-                    <m:begChr m:val="("/>
-                    <m:sepChr m:val=""/>
-                    <m:endChr m:val=")"/>
-                    <m:grow/>
-                  </m:dPr>
-                  <m:e>
-                    <m:r>
-                      <m:t>1</m:t>
-                    </m:r>
-                    <m:r>
-                      <m:rPr>
-                        <m:sty m:val="p"/>
-                      </m:rPr>
-                      <m:t>+</m:t>
-                    </m:r>
-                    <m:r>
-                      <m:t>x</m:t>
-                    </m:r>
-                  </m:e>
-                </m:d>
-              </m:e>
-              <m:sup>
-                <m:r>
-                  <m:t>3</m:t>
-                </m:r>
-              </m:sup>
-            </m:sSup>
+            <m:r>
+              <m:rPr>
+                <m:sty m:val="p"/>
+              </m:rPr>
+              <m:t>(</m:t>
+            </m:r>
           </m:e>
         </m:nary>
+        <m:r>
+          <m:t>1</m:t>
+        </m:r>
+        <m:r>
+          <m:rPr>
+            <m:sty m:val="p"/>
+          </m:rPr>
+          <m:t>+</m:t>
+        </m:r>
+        <m:r>
+          <m:t>x</m:t>
+        </m:r>
+        <m:sSup>
+          <m:e>
+            <m:r>
+              <m:rPr>
+                <m:sty m:val="p"/>
+              </m:rPr>
+              <m:t>)</m:t>
+            </m:r>
+          </m:e>
+          <m:sup>
+            <m:r>
+              <m:t>3</m:t>
+            </m:r>
+          </m:sup>
+        </m:sSup>
         <m:r>
           <m:t> </m:t>
         </m:r>
@@ -1617,43 +1631,45 @@
             </m:r>
           </m:sup>
           <m:e>
-            <m:sSup>
-              <m:e>
-                <m:d>
-                  <m:dPr>
-                    <m:begChr m:val="("/>
-                    <m:sepChr m:val=""/>
-                    <m:endChr m:val=")"/>
-                    <m:grow/>
-                  </m:dPr>
-                  <m:e>
-                    <m:r>
-                      <m:t>2</m:t>
-                    </m:r>
-                    <m:r>
-                      <m:t>x</m:t>
-                    </m:r>
-                    <m:r>
-                      <m:rPr>
-                        <m:sty m:val="p"/>
-                      </m:rPr>
-                      <m:t>+</m:t>
-                    </m:r>
-                    <m:r>
-                      <m:t>3</m:t>
-                    </m:r>
-                  </m:e>
-                </m:d>
-              </m:e>
-              <m:sup>
-                <m:r>
-                  <m:t>2</m:t>
-                </m:r>
-              </m:sup>
-            </m:sSup>
+            <m:r>
+              <m:rPr>
+                <m:sty m:val="p"/>
+              </m:rPr>
+              <m:t>(</m:t>
+            </m:r>
           </m:e>
         </m:nary>
         <m:r>
+          <m:t>2</m:t>
+        </m:r>
+        <m:r>
+          <m:t>x</m:t>
+        </m:r>
+        <m:r>
+          <m:rPr>
+            <m:sty m:val="p"/>
+          </m:rPr>
+          <m:t>+</m:t>
+        </m:r>
+        <m:r>
+          <m:t>3</m:t>
+        </m:r>
+        <m:sSup>
+          <m:e>
+            <m:r>
+              <m:rPr>
+                <m:sty m:val="p"/>
+              </m:rPr>
+              <m:t>)</m:t>
+            </m:r>
+          </m:e>
+          <m:sup>
+            <m:r>
+              <m:t>2</m:t>
+            </m:r>
+          </m:sup>
+        </m:sSup>
+        <m:r>
           <m:t> </m:t>
         </m:r>
         <m:r>
@@ -1667,8 +1683,8 @@
         </m:r>
       </m:oMath>
     </w:p>
-    <w:bookmarkEnd w:id="21"/>
-    <w:bookmarkStart w:id="22" w:name="q3"/>
+    <w:bookmarkEnd w:id="10"/>
+    <w:bookmarkStart w:id="11" w:name="q3"/>
     <w:p>
       <w:pPr>
         <w:pStyle w:val="Heading2"/>
@@ -1705,22 +1721,24 @@
           </m:rPr>
           <m:t>sin</m:t>
         </m:r>
-        <m:d>
-          <m:dPr>
-            <m:begChr m:val="("/>
-            <m:sepChr m:val=""/>
-            <m:endChr m:val=")"/>
-            <m:grow/>
-          </m:dPr>
-          <m:e>
-            <m:r>
-              <m:t>a</m:t>
-            </m:r>
-            <m:r>
-              <m:t>x</m:t>
-            </m:r>
-          </m:e>
-        </m:d>
+        <m:r>
+          <m:rPr>
+            <m:sty m:val="p"/>
+          </m:rPr>
+          <m:t>(</m:t>
+        </m:r>
+        <m:r>
+          <m:t>a</m:t>
+        </m:r>
+        <m:r>
+          <m:t>x</m:t>
+        </m:r>
+        <m:r>
+          <m:rPr>
+            <m:sty m:val="p"/>
+          </m:rPr>
+          <m:t>)</m:t>
+        </m:r>
       </m:oMath>
       <w:r>
         <w:t xml:space="preserve"> </w:t>
@@ -1738,22 +1756,24 @@
           </m:rPr>
           <m:t>cos</m:t>
         </m:r>
-        <m:d>
-          <m:dPr>
-            <m:begChr m:val="("/>
-            <m:sepChr m:val=""/>
-            <m:endChr m:val=")"/>
-            <m:grow/>
-          </m:dPr>
-          <m:e>
-            <m:r>
-              <m:t>b</m:t>
-            </m:r>
-            <m:r>
-              <m:t>x</m:t>
-            </m:r>
-          </m:e>
-        </m:d>
+        <m:r>
+          <m:rPr>
+            <m:sty m:val="p"/>
+          </m:rPr>
+          <m:t>(</m:t>
+        </m:r>
+        <m:r>
+          <m:t>b</m:t>
+        </m:r>
+        <m:r>
+          <m:t>x</m:t>
+        </m:r>
+        <m:r>
+          <m:rPr>
+            <m:sty m:val="p"/>
+          </m:rPr>
+          <m:t>)</m:t>
+        </m:r>
       </m:oMath>
       <w:r>
         <w:t xml:space="preserve"> </w:t>
@@ -1811,19 +1831,21 @@
             </m:r>
           </m:e>
         </m:nary>
-        <m:d>
-          <m:dPr>
-            <m:begChr m:val="("/>
-            <m:sepChr m:val=""/>
-            <m:endChr m:val=")"/>
-            <m:grow/>
-          </m:dPr>
-          <m:e>
-            <m:r>
-              <m:t>x</m:t>
-            </m:r>
-          </m:e>
-        </m:d>
+        <m:r>
+          <m:rPr>
+            <m:sty m:val="p"/>
+          </m:rPr>
+          <m:t>(</m:t>
+        </m:r>
+        <m:r>
+          <m:t>x</m:t>
+        </m:r>
+        <m:r>
+          <m:rPr>
+            <m:sty m:val="p"/>
+          </m:rPr>
+          <m:t>)</m:t>
+        </m:r>
         <m:r>
           <m:t> </m:t>
         </m:r>
@@ -1878,19 +1900,21 @@
             </m:r>
           </m:e>
         </m:nary>
-        <m:d>
-          <m:dPr>
-            <m:begChr m:val="("/>
-            <m:sepChr m:val=""/>
-            <m:endChr m:val=")"/>
-            <m:grow/>
-          </m:dPr>
-          <m:e>
-            <m:r>
-              <m:t>x</m:t>
-            </m:r>
-          </m:e>
-        </m:d>
+        <m:r>
+          <m:rPr>
+            <m:sty m:val="p"/>
+          </m:rPr>
+          <m:t>(</m:t>
+        </m:r>
+        <m:r>
+          <m:t>x</m:t>
+        </m:r>
+        <m:r>
+          <m:rPr>
+            <m:sty m:val="p"/>
+          </m:rPr>
+          <m:t>)</m:t>
+        </m:r>
         <m:r>
           <m:t> </m:t>
         </m:r>
@@ -1954,19 +1978,21 @@
             </m:r>
           </m:e>
         </m:nary>
-        <m:d>
-          <m:dPr>
-            <m:begChr m:val="("/>
-            <m:sepChr m:val=""/>
-            <m:endChr m:val=")"/>
-            <m:grow/>
-          </m:dPr>
-          <m:e>
-            <m:r>
-              <m:t>x</m:t>
-            </m:r>
-          </m:e>
-        </m:d>
+        <m:r>
+          <m:rPr>
+            <m:sty m:val="p"/>
+          </m:rPr>
+          <m:t>(</m:t>
+        </m:r>
+        <m:r>
+          <m:t>x</m:t>
+        </m:r>
+        <m:r>
+          <m:rPr>
+            <m:sty m:val="p"/>
+          </m:rPr>
+          <m:t>)</m:t>
+        </m:r>
         <m:r>
           <m:t> </m:t>
         </m:r>
@@ -2024,19 +2050,21 @@
             </m:r>
           </m:e>
         </m:nary>
-        <m:d>
-          <m:dPr>
-            <m:begChr m:val="("/>
-            <m:sepChr m:val=""/>
-            <m:endChr m:val=")"/>
-            <m:grow/>
-          </m:dPr>
-          <m:e>
-            <m:r>
-              <m:t>x</m:t>
-            </m:r>
-          </m:e>
-        </m:d>
+        <m:r>
+          <m:rPr>
+            <m:sty m:val="p"/>
+          </m:rPr>
+          <m:t>(</m:t>
+        </m:r>
+        <m:r>
+          <m:t>x</m:t>
+        </m:r>
+        <m:r>
+          <m:rPr>
+            <m:sty m:val="p"/>
+          </m:rPr>
+          <m:t>)</m:t>
+        </m:r>
         <m:r>
           <m:t> </m:t>
         </m:r>
@@ -2103,19 +2131,21 @@
             </m:r>
           </m:e>
         </m:nary>
-        <m:d>
-          <m:dPr>
-            <m:begChr m:val="("/>
-            <m:sepChr m:val=""/>
-            <m:endChr m:val=")"/>
-            <m:grow/>
-          </m:dPr>
-          <m:e>
-            <m:r>
-              <m:t>x</m:t>
-            </m:r>
-          </m:e>
-        </m:d>
+        <m:r>
+          <m:rPr>
+            <m:sty m:val="p"/>
+          </m:rPr>
+          <m:t>(</m:t>
+        </m:r>
+        <m:r>
+          <m:t>x</m:t>
+        </m:r>
+        <m:r>
+          <m:rPr>
+            <m:sty m:val="p"/>
+          </m:rPr>
+          <m:t>)</m:t>
+        </m:r>
         <m:r>
           <m:t> </m:t>
         </m:r>
@@ -2179,22 +2209,24 @@
             </m:r>
           </m:e>
         </m:nary>
-        <m:d>
-          <m:dPr>
-            <m:begChr m:val="("/>
-            <m:sepChr m:val=""/>
-            <m:endChr m:val=")"/>
-            <m:grow/>
-          </m:dPr>
-          <m:e>
-            <m:r>
-              <m:t>2</m:t>
-            </m:r>
-            <m:r>
-              <m:t>x</m:t>
-            </m:r>
-          </m:e>
-        </m:d>
+        <m:r>
+          <m:rPr>
+            <m:sty m:val="p"/>
+          </m:rPr>
+          <m:t>(</m:t>
+        </m:r>
+        <m:r>
+          <m:t>2</m:t>
+        </m:r>
+        <m:r>
+          <m:t>x</m:t>
+        </m:r>
+        <m:r>
+          <m:rPr>
+            <m:sty m:val="p"/>
+          </m:rPr>
+          <m:t>)</m:t>
+        </m:r>
         <m:r>
           <m:t> </m:t>
         </m:r>
@@ -2249,22 +2281,24 @@
             </m:r>
           </m:e>
         </m:nary>
-        <m:d>
-          <m:dPr>
-            <m:begChr m:val="("/>
-            <m:sepChr m:val=""/>
-            <m:endChr m:val=")"/>
-            <m:grow/>
-          </m:dPr>
-          <m:e>
-            <m:r>
-              <m:t>2</m:t>
-            </m:r>
-            <m:r>
-              <m:t>x</m:t>
-            </m:r>
-          </m:e>
-        </m:d>
+        <m:r>
+          <m:rPr>
+            <m:sty m:val="p"/>
+          </m:rPr>
+          <m:t>(</m:t>
+        </m:r>
+        <m:r>
+          <m:t>2</m:t>
+        </m:r>
+        <m:r>
+          <m:t>x</m:t>
+        </m:r>
+        <m:r>
+          <m:rPr>
+            <m:sty m:val="p"/>
+          </m:rPr>
+          <m:t>)</m:t>
+        </m:r>
         <m:r>
           <m:t> </m:t>
         </m:r>
@@ -2340,22 +2374,24 @@
             </m:r>
           </m:e>
         </m:nary>
-        <m:d>
-          <m:dPr>
-            <m:begChr m:val="("/>
-            <m:sepChr m:val=""/>
-            <m:endChr m:val=")"/>
-            <m:grow/>
-          </m:dPr>
-          <m:e>
-            <m:r>
-              <m:t>2</m:t>
-            </m:r>
-            <m:r>
-              <m:t>x</m:t>
-            </m:r>
-          </m:e>
-        </m:d>
+        <m:r>
+          <m:rPr>
+            <m:sty m:val="p"/>
+          </m:rPr>
+          <m:t>(</m:t>
+        </m:r>
+        <m:r>
+          <m:t>2</m:t>
+        </m:r>
+        <m:r>
+          <m:t>x</m:t>
+        </m:r>
+        <m:r>
+          <m:rPr>
+            <m:sty m:val="p"/>
+          </m:rPr>
+          <m:t>)</m:t>
+        </m:r>
         <m:r>
           <m:t> </m:t>
         </m:r>
@@ -2428,22 +2464,24 @@
             </m:r>
           </m:e>
         </m:nary>
-        <m:d>
-          <m:dPr>
-            <m:begChr m:val="("/>
-            <m:sepChr m:val=""/>
-            <m:endChr m:val=")"/>
-            <m:grow/>
-          </m:dPr>
-          <m:e>
-            <m:r>
-              <m:t>2</m:t>
-            </m:r>
-            <m:r>
-              <m:t>x</m:t>
-            </m:r>
-          </m:e>
-        </m:d>
+        <m:r>
+          <m:rPr>
+            <m:sty m:val="p"/>
+          </m:rPr>
+          <m:t>(</m:t>
+        </m:r>
+        <m:r>
+          <m:t>2</m:t>
+        </m:r>
+        <m:r>
+          <m:t>x</m:t>
+        </m:r>
+        <m:r>
+          <m:rPr>
+            <m:sty m:val="p"/>
+          </m:rPr>
+          <m:t>)</m:t>
+        </m:r>
         <m:r>
           <m:t> </m:t>
         </m:r>
@@ -2540,8 +2578,8 @@
         </m:r>
       </m:oMath>
     </w:p>
-    <w:bookmarkEnd w:id="22"/>
-    <w:bookmarkStart w:id="24" w:name="q4"/>
+    <w:bookmarkEnd w:id="11"/>
+    <w:bookmarkStart w:id="13" w:name="q4"/>
     <w:p>
       <w:pPr>
         <w:pStyle w:val="Heading2"/>
@@ -2578,22 +2616,24 @@
           </m:rPr>
           <m:t>sin</m:t>
         </m:r>
-        <m:d>
-          <m:dPr>
-            <m:begChr m:val="("/>
-            <m:sepChr m:val=""/>
-            <m:endChr m:val=")"/>
-            <m:grow/>
-          </m:dPr>
-          <m:e>
-            <m:r>
-              <m:t>a</m:t>
-            </m:r>
-            <m:r>
-              <m:t>x</m:t>
-            </m:r>
-          </m:e>
-        </m:d>
+        <m:r>
+          <m:rPr>
+            <m:sty m:val="p"/>
+          </m:rPr>
+          <m:t>(</m:t>
+        </m:r>
+        <m:r>
+          <m:t>a</m:t>
+        </m:r>
+        <m:r>
+          <m:t>x</m:t>
+        </m:r>
+        <m:r>
+          <m:rPr>
+            <m:sty m:val="p"/>
+          </m:rPr>
+          <m:t>)</m:t>
+        </m:r>
       </m:oMath>
       <w:r>
         <w:t xml:space="preserve"> </w:t>
@@ -2611,22 +2651,24 @@
           </m:rPr>
           <m:t>cos</m:t>
         </m:r>
-        <m:d>
-          <m:dPr>
-            <m:begChr m:val="("/>
-            <m:sepChr m:val=""/>
-            <m:endChr m:val=")"/>
-            <m:grow/>
-          </m:dPr>
-          <m:e>
-            <m:r>
-              <m:t>b</m:t>
-            </m:r>
-            <m:r>
-              <m:t>x</m:t>
-            </m:r>
-          </m:e>
-        </m:d>
+        <m:r>
+          <m:rPr>
+            <m:sty m:val="p"/>
+          </m:rPr>
+          <m:t>(</m:t>
+        </m:r>
+        <m:r>
+          <m:t>b</m:t>
+        </m:r>
+        <m:r>
+          <m:t>x</m:t>
+        </m:r>
+        <m:r>
+          <m:rPr>
+            <m:sty m:val="p"/>
+          </m:rPr>
+          <m:t>)</m:t>
+        </m:r>
       </m:oMath>
       <w:r>
         <w:t xml:space="preserve"> </w:t>
@@ -2684,22 +2726,24 @@
             </m:r>
           </m:e>
         </m:nary>
-        <m:d>
-          <m:dPr>
-            <m:begChr m:val="("/>
-            <m:sepChr m:val=""/>
-            <m:endChr m:val=")"/>
-            <m:grow/>
-          </m:dPr>
-          <m:e>
-            <m:r>
-              <m:t>2</m:t>
-            </m:r>
-            <m:r>
-              <m:t>x</m:t>
-            </m:r>
-          </m:e>
-        </m:d>
+        <m:r>
+          <m:rPr>
+            <m:sty m:val="p"/>
+          </m:rPr>
+          <m:t>(</m:t>
+        </m:r>
+        <m:r>
+          <m:t>2</m:t>
+        </m:r>
+        <m:r>
+          <m:t>x</m:t>
+        </m:r>
+        <m:r>
+          <m:rPr>
+            <m:sty m:val="p"/>
+          </m:rPr>
+          <m:t>)</m:t>
+        </m:r>
         <m:r>
           <m:t> </m:t>
         </m:r>
@@ -2769,22 +2813,24 @@
             </m:r>
           </m:e>
         </m:nary>
-        <m:d>
-          <m:dPr>
-            <m:begChr m:val="("/>
-            <m:sepChr m:val=""/>
-            <m:endChr m:val=")"/>
-            <m:grow/>
-          </m:dPr>
-          <m:e>
-            <m:r>
-              <m:t>3</m:t>
-            </m:r>
-            <m:r>
-              <m:t>x</m:t>
-            </m:r>
-          </m:e>
-        </m:d>
+        <m:r>
+          <m:rPr>
+            <m:sty m:val="p"/>
+          </m:rPr>
+          <m:t>(</m:t>
+        </m:r>
+        <m:r>
+          <m:t>3</m:t>
+        </m:r>
+        <m:r>
+          <m:t>x</m:t>
+        </m:r>
+        <m:r>
+          <m:rPr>
+            <m:sty m:val="p"/>
+          </m:rPr>
+          <m:t>)</m:t>
+        </m:r>
         <m:r>
           <m:t> </m:t>
         </m:r>
@@ -2840,62 +2886,68 @@
             </m:r>
           </m:sup>
           <m:e>
-            <m:d>
-              <m:dPr>
-                <m:begChr m:val="("/>
-                <m:sepChr m:val=""/>
-                <m:endChr m:val=")"/>
-                <m:grow/>
-              </m:dPr>
-              <m:e>
-                <m:r>
-                  <m:rPr>
-                    <m:sty m:val="p"/>
-                  </m:rPr>
-                  <m:t>sin</m:t>
-                </m:r>
-                <m:d>
-                  <m:dPr>
-                    <m:begChr m:val="("/>
-                    <m:sepChr m:val=""/>
-                    <m:endChr m:val=")"/>
-                    <m:grow/>
-                  </m:dPr>
-                  <m:e>
-                    <m:r>
-                      <m:t>x</m:t>
-                    </m:r>
-                  </m:e>
-                </m:d>
-                <m:r>
-                  <m:rPr>
-                    <m:sty m:val="p"/>
-                  </m:rPr>
-                  <m:t>+</m:t>
-                </m:r>
-                <m:r>
-                  <m:rPr>
-                    <m:sty m:val="p"/>
-                  </m:rPr>
-                  <m:t>cos</m:t>
-                </m:r>
-                <m:d>
-                  <m:dPr>
-                    <m:begChr m:val="("/>
-                    <m:sepChr m:val=""/>
-                    <m:endChr m:val=")"/>
-                    <m:grow/>
-                  </m:dPr>
-                  <m:e>
-                    <m:r>
-                      <m:t>x</m:t>
-                    </m:r>
-                  </m:e>
-                </m:d>
-              </m:e>
-            </m:d>
+            <m:r>
+              <m:rPr>
+                <m:sty m:val="p"/>
+              </m:rPr>
+              <m:t>(</m:t>
+            </m:r>
           </m:e>
         </m:nary>
+        <m:r>
+          <m:rPr>
+            <m:sty m:val="p"/>
+          </m:rPr>
+          <m:t>sin</m:t>
+        </m:r>
+        <m:r>
+          <m:rPr>
+            <m:sty m:val="p"/>
+          </m:rPr>
+          <m:t>(</m:t>
+        </m:r>
+        <m:r>
+          <m:t>x</m:t>
+        </m:r>
+        <m:r>
+          <m:rPr>
+            <m:sty m:val="p"/>
+          </m:rPr>
+          <m:t>)</m:t>
+        </m:r>
+        <m:r>
+          <m:rPr>
+            <m:sty m:val="p"/>
+          </m:rPr>
+          <m:t>+</m:t>
+        </m:r>
+        <m:r>
+          <m:rPr>
+            <m:sty m:val="p"/>
+          </m:rPr>
+          <m:t>cos</m:t>
+        </m:r>
+        <m:r>
+          <m:rPr>
+            <m:sty m:val="p"/>
+          </m:rPr>
+          <m:t>(</m:t>
+        </m:r>
+        <m:r>
+          <m:t>x</m:t>
+        </m:r>
+        <m:r>
+          <m:rPr>
+            <m:sty m:val="p"/>
+          </m:rPr>
+          <m:t>)</m:t>
+        </m:r>
+        <m:r>
+          <m:rPr>
+            <m:sty m:val="p"/>
+          </m:rPr>
+          <m:t>)</m:t>
+        </m:r>
         <m:r>
           <m:t> </m:t>
         </m:r>
@@ -3083,19 +3135,21 @@
             </m:r>
           </m:e>
         </m:nary>
-        <m:d>
-          <m:dPr>
-            <m:begChr m:val="("/>
-            <m:sepChr m:val=""/>
-            <m:endChr m:val=")"/>
-            <m:grow/>
-          </m:dPr>
-          <m:e>
-            <m:r>
-              <m:t>x</m:t>
-            </m:r>
-          </m:e>
-        </m:d>
+        <m:r>
+          <m:rPr>
+            <m:sty m:val="p"/>
+          </m:rPr>
+          <m:t>(</m:t>
+        </m:r>
+        <m:r>
+          <m:t>x</m:t>
+        </m:r>
+        <m:r>
+          <m:rPr>
+            <m:sty m:val="p"/>
+          </m:rPr>
+          <m:t>)</m:t>
+        </m:r>
         <m:r>
           <m:t> </m:t>
         </m:r>
@@ -3274,22 +3328,24 @@
             </m:r>
           </m:e>
         </m:nary>
-        <m:d>
-          <m:dPr>
-            <m:begChr m:val="("/>
-            <m:sepChr m:val=""/>
-            <m:endChr m:val=")"/>
-            <m:grow/>
-          </m:dPr>
-          <m:e>
-            <m:r>
-              <m:t>5</m:t>
-            </m:r>
-            <m:r>
-              <m:t>x</m:t>
-            </m:r>
-          </m:e>
-        </m:d>
+        <m:r>
+          <m:rPr>
+            <m:sty m:val="p"/>
+          </m:rPr>
+          <m:t>(</m:t>
+        </m:r>
+        <m:r>
+          <m:t>5</m:t>
+        </m:r>
+        <m:r>
+          <m:t>x</m:t>
+        </m:r>
+        <m:r>
+          <m:rPr>
+            <m:sty m:val="p"/>
+          </m:rPr>
+          <m:t>)</m:t>
+        </m:r>
         <m:r>
           <m:t> </m:t>
         </m:r>
@@ -3354,62 +3410,68 @@
             </m:r>
           </m:sup>
           <m:e>
-            <m:d>
-              <m:dPr>
-                <m:begChr m:val="("/>
-                <m:sepChr m:val=""/>
-                <m:endChr m:val=")"/>
-                <m:grow/>
-              </m:dPr>
-              <m:e>
-                <m:r>
-                  <m:rPr>
-                    <m:sty m:val="p"/>
-                  </m:rPr>
-                  <m:t>cos</m:t>
-                </m:r>
-                <m:d>
-                  <m:dPr>
-                    <m:begChr m:val="("/>
-                    <m:sepChr m:val=""/>
-                    <m:endChr m:val=")"/>
-                    <m:grow/>
-                  </m:dPr>
-                  <m:e>
-                    <m:r>
-                      <m:t>x</m:t>
-                    </m:r>
-                  </m:e>
-                </m:d>
-                <m:r>
-                  <m:rPr>
-                    <m:sty m:val="p"/>
-                  </m:rPr>
-                  <m:t>−</m:t>
-                </m:r>
-                <m:r>
-                  <m:rPr>
-                    <m:sty m:val="p"/>
-                  </m:rPr>
-                  <m:t>sin</m:t>
-                </m:r>
-                <m:d>
-                  <m:dPr>
-                    <m:begChr m:val="("/>
-                    <m:sepChr m:val=""/>
-                    <m:endChr m:val=")"/>
-                    <m:grow/>
-                  </m:dPr>
-                  <m:e>
-                    <m:r>
-                      <m:t>x</m:t>
-                    </m:r>
-                  </m:e>
-                </m:d>
-              </m:e>
-            </m:d>
+            <m:r>
+              <m:rPr>
+                <m:sty m:val="p"/>
+              </m:rPr>
+              <m:t>(</m:t>
+            </m:r>
           </m:e>
         </m:nary>
+        <m:r>
+          <m:rPr>
+            <m:sty m:val="p"/>
+          </m:rPr>
+          <m:t>cos</m:t>
+        </m:r>
+        <m:r>
+          <m:rPr>
+            <m:sty m:val="p"/>
+          </m:rPr>
+          <m:t>(</m:t>
+        </m:r>
+        <m:r>
+          <m:t>x</m:t>
+        </m:r>
+        <m:r>
+          <m:rPr>
+            <m:sty m:val="p"/>
+          </m:rPr>
+          <m:t>)</m:t>
+        </m:r>
+        <m:r>
+          <m:rPr>
+            <m:sty m:val="p"/>
+          </m:rPr>
+          <m:t>−</m:t>
+        </m:r>
+        <m:r>
+          <m:rPr>
+            <m:sty m:val="p"/>
+          </m:rPr>
+          <m:t>sin</m:t>
+        </m:r>
+        <m:r>
+          <m:rPr>
+            <m:sty m:val="p"/>
+          </m:rPr>
+          <m:t>(</m:t>
+        </m:r>
+        <m:r>
+          <m:t>x</m:t>
+        </m:r>
+        <m:r>
+          <m:rPr>
+            <m:sty m:val="p"/>
+          </m:rPr>
+          <m:t>)</m:t>
+        </m:r>
+        <m:r>
+          <m:rPr>
+            <m:sty m:val="p"/>
+          </m:rPr>
+          <m:t>)</m:t>
+        </m:r>
         <m:r>
           <m:t> </m:t>
         </m:r>
@@ -3473,22 +3535,24 @@
             </m:r>
           </m:e>
         </m:nary>
-        <m:d>
-          <m:dPr>
-            <m:begChr m:val="("/>
-            <m:sepChr m:val=""/>
-            <m:endChr m:val=")"/>
-            <m:grow/>
-          </m:dPr>
-          <m:e>
-            <m:r>
-              <m:t>6</m:t>
-            </m:r>
-            <m:r>
-              <m:t>x</m:t>
-            </m:r>
-          </m:e>
-        </m:d>
+        <m:r>
+          <m:rPr>
+            <m:sty m:val="p"/>
+          </m:rPr>
+          <m:t>(</m:t>
+        </m:r>
+        <m:r>
+          <m:t>6</m:t>
+        </m:r>
+        <m:r>
+          <m:t>x</m:t>
+        </m:r>
+        <m:r>
+          <m:rPr>
+            <m:sty m:val="p"/>
+          </m:rPr>
+          <m:t>)</m:t>
+        </m:r>
         <m:r>
           <m:t> </m:t>
         </m:r>
@@ -3629,7 +3693,7 @@
       <w:pPr>
         <w:pStyle w:val="FirstParagraph"/>
       </w:pPr>
-      <w:hyperlink r:id="rId23">
+      <w:hyperlink r:id="rId12">
         <w:r>
           <w:rPr>
             <w:rStyle w:val="Hyperlink"/>
@@ -3645,8 +3709,8 @@
         </w:pict>
       </w:r>
     </w:p>
-    <w:bookmarkEnd w:id="24"/>
-    <w:bookmarkStart w:id="26" w:name="version-history-and-licensing"/>
+    <w:bookmarkEnd w:id="13"/>
+    <w:bookmarkStart w:id="15" w:name="version-history-and-licensing"/>
     <w:p>
       <w:pPr>
         <w:pStyle w:val="Heading2"/>
@@ -3667,7 +3731,7 @@
       <w:pPr>
         <w:pStyle w:val="BodyText"/>
       </w:pPr>
-      <w:hyperlink r:id="rId25">
+      <w:hyperlink r:id="rId14">
         <w:r>
           <w:rPr>
             <w:rStyle w:val="Hyperlink"/>
@@ -3676,7 +3740,7 @@
         </w:r>
       </w:hyperlink>
     </w:p>
-    <w:bookmarkEnd w:id="26"/>
+    <w:bookmarkEnd w:id="15"/>
     <w:sectPr>
       <w:pgSz w:h="15840" w:w="12240"/>
       <w:pgMar w:bottom="1440" w:footer="720" w:gutter="0" w:header="720" w:left="1440" w:right="1440" w:top="1440"/>
